--- a/Penawaran Harga & Form Konfirmasi - KAISAN Bimbel (FINAL).docx
+++ b/Penawaran Harga & Form Konfirmasi - KAISAN Bimbel (FINAL).docx
@@ -2395,7 +2395,7 @@
                 <w:sz w:val="19"/>
                 <w:szCs w:val="19"/>
               </w:rPr>
-              <w:t>: 2 vCPU, 2GB RAM, 60GB SSD</w:t>
+              <w:t>: 4 vCPU, 8GB RAM, 60GB SSD</w:t>
             </w:r>
           </w:p>
         </w:tc>
